--- a/4-质量管理/流程制度规范类文件/040102-管理评审管理制度.docx
+++ b/4-质量管理/流程制度规范类文件/040102-管理评审管理制度.docx
@@ -390,7 +390,17 @@
                 <w:vertAlign w:val="baseline"/>
                 <w:lang w:val="en-US" w:eastAsia="zh-CN"/>
               </w:rPr>
-              <w:t>编制时间</w:t>
+              <w:t>审核</w:t>
+            </w:r>
+            <w:bookmarkStart w:id="29" w:name="_GoBack"/>
+            <w:bookmarkEnd w:id="29"/>
+            <w:r>
+              <w:rPr>
+                <w:rFonts w:hint="eastAsia"/>
+                <w:vertAlign w:val="baseline"/>
+                <w:lang w:val="en-US" w:eastAsia="zh-CN"/>
+              </w:rPr>
+              <w:t>时间</w:t>
             </w:r>
             <w:r>
               <w:rPr>
@@ -868,8 +878,6 @@
               </w:rPr>
               <w:t>赵维涵</w:t>
             </w:r>
-            <w:bookmarkStart w:id="29" w:name="_GoBack"/>
-            <w:bookmarkEnd w:id="29"/>
           </w:p>
         </w:tc>
         <w:tc>
@@ -3167,13 +3175,12 @@
     </w:p>
     <w:p>
       <w:pPr>
-        <w:pStyle w:val="29"/>
+        <w:pStyle w:val="39"/>
         <w:numPr>
           <w:ilvl w:val="0"/>
           <w:numId w:val="3"/>
         </w:numPr>
         <w:bidi w:val="0"/>
-        <w:ind w:left="425" w:leftChars="0" w:hanging="425" w:firstLineChars="0"/>
       </w:pPr>
       <w:r>
         <w:t>公司组织结构、产品（或服务）范围、资源配置等发生重大变化；</w:t>
@@ -3181,13 +3188,12 @@
     </w:p>
     <w:p>
       <w:pPr>
-        <w:pStyle w:val="29"/>
+        <w:pStyle w:val="39"/>
         <w:numPr>
           <w:ilvl w:val="0"/>
           <w:numId w:val="3"/>
         </w:numPr>
         <w:bidi w:val="0"/>
-        <w:ind w:left="425" w:leftChars="0" w:hanging="425" w:firstLineChars="0"/>
       </w:pPr>
       <w:r>
         <w:t>社会环境、市场需求发生重大变化；</w:t>
@@ -3195,13 +3201,12 @@
     </w:p>
     <w:p>
       <w:pPr>
-        <w:pStyle w:val="29"/>
+        <w:pStyle w:val="39"/>
         <w:numPr>
           <w:ilvl w:val="0"/>
           <w:numId w:val="3"/>
         </w:numPr>
         <w:bidi w:val="0"/>
-        <w:ind w:left="425" w:leftChars="0" w:hanging="425" w:firstLineChars="0"/>
       </w:pPr>
       <w:r>
         <w:t>产品（或服务）质量发生重大变化或出现顾客严重投诉或投诉连续发生；</w:t>
@@ -3209,13 +3214,12 @@
     </w:p>
     <w:p>
       <w:pPr>
-        <w:pStyle w:val="29"/>
+        <w:pStyle w:val="39"/>
         <w:numPr>
           <w:ilvl w:val="0"/>
           <w:numId w:val="3"/>
         </w:numPr>
         <w:bidi w:val="0"/>
-        <w:ind w:left="425" w:leftChars="0" w:hanging="425" w:firstLineChars="0"/>
       </w:pPr>
       <w:r>
         <w:t>即将进行第二、三方审核或法律、法规规定的审核；</w:t>
@@ -3223,17 +3227,12 @@
     </w:p>
     <w:p>
       <w:pPr>
-        <w:pStyle w:val="29"/>
+        <w:pStyle w:val="39"/>
         <w:numPr>
           <w:ilvl w:val="0"/>
           <w:numId w:val="3"/>
         </w:numPr>
         <w:bidi w:val="0"/>
-        <w:ind w:left="425" w:leftChars="0" w:hanging="425" w:firstLineChars="0"/>
-        <w:rPr>
-          <w:rFonts w:ascii="宋体" w:hAnsi="宋体" w:eastAsia="宋体" w:cs="宋体"/>
-          <w:szCs w:val="24"/>
-        </w:rPr>
       </w:pPr>
       <w:r>
         <w:t>内部质量审核中发现严重不合格。</w:t>
